--- a/companies/meridian-actuarial/Firm/Firm Overview 2016 v3.docx
+++ b/companies/meridian-actuarial/Firm/Firm Overview 2016 v3.docx
@@ -12,12 +12,7 @@
     </w:p>
     <w:p>
       <w:r>
-        <w:t>We are a consulting actuarial practice. Our clients are the boards and staff who must fund a promise made to someone else's retirement, and our work is to measure that promise honestly and to say plainly what it will cost. We do not sell products and we do not manage money. We are hired for an opinion, and the value of an opinion is that it is careful. That is the whole of what we offer, and we have built the firm around doing it well rather than doing a great deal of it.</w:t>
-      </w:r>
-    </w:p>
-    <w:p>
-      <w:r>
-        <w:t>Our clients are the people responsible for benefits that come due far in the future. Public pension boards, who must fund the retirements they have promised. A life insurer, which has to hold reserves against the policies on its books. Multiemployer benefit funds, run by trustees who answer to the workers and the employers behind them at once. Different as they are, they engage us for the same reason. They need a number they can defend, and they need to know exactly what it rests on.</w:t>
+        <w:t>We are a consulting actuarial practice. Our work is the measurement of long-term promises: the pensions a public retirement system owes its members, the benefits a multiemployer fund has promised to the people who work under its agreements, and the reserves a life insurer holds against the policies it has written. The people responsible for those promises are boards, trustees, and company officers. They need numbers they can stand behind, and they need to know what those numbers rest on. That is the service we set out to provide.</w:t>
       </w:r>
     </w:p>
     <w:p>
@@ -25,12 +20,12 @@
         <w:pStyle w:val="Heading2"/>
       </w:pPr>
       <w:r>
-        <w:t>The work we take on</w:t>
+        <w:t>The work</w:t>
       </w:r>
     </w:p>
     <w:p>
       <w:r>
-        <w:t>Most of what we do falls into a few plain categories. We keep the list short on purpose. A firm our size does a few things thoroughly rather than everything passably.</w:t>
+        <w:t>Our practice is organized around three kinds of client. For each of them the work is a regulated opinion, and we perform it under the Actuarial Standards of Practice that apply to it.</w:t>
       </w:r>
     </w:p>
     <w:p>
@@ -38,7 +33,7 @@
         <w:pStyle w:val="ListBullet"/>
       </w:pPr>
       <w:r>
-        <w:t>Actuarial valuations for public retirement systems. We measure a plan's liabilities, set out what those numbers depend on, and give the board a funding figure it can stand behind.</w:t>
+        <w:t>1. Public retirement systems. Annual funding valuations, the accounting information a plan and its employers report under GASB Statements No. 67 and No. 68, and experience studies that test the plan's assumptions against what actually happened to its members.</w:t>
       </w:r>
     </w:p>
     <w:p>
@@ -46,7 +41,7 @@
         <w:pStyle w:val="ListBullet"/>
       </w:pPr>
       <w:r>
-        <w:t>Statements of actuarial opinion for a life insurer. We review the reserves held against the policies and opine on whether they are adequate under the standards that govern that opinion.</w:t>
+        <w:t>2. Multiemployer benefit funds. Valuations for the board of trustees, the annual certification of the plan's funded status under the Pension Protection Act, and the projections trustees use when they weigh changes to contributions or benefits.</w:t>
       </w:r>
     </w:p>
     <w:p>
@@ -54,7 +49,82 @@
         <w:pStyle w:val="ListBullet"/>
       </w:pPr>
       <w:r>
-        <w:t>Funding and certification work for multiemployer benefit funds. We run the annual valuation, prepare the certifications the law requires, and explain to the trustees what the result turns on.</w:t>
+        <w:t>3. Life insurance companies. Reserve valuation, asset adequacy analysis, support for the appointed actuary's opinion and memorandum, and preparation for principle-based reserving, which will change how many companies set reserves on their life business.</w:t>
+      </w:r>
+    </w:p>
+    <w:p>
+      <w:pPr>
+        <w:pStyle w:val="Heading2"/>
+      </w:pPr>
+      <w:r>
+        <w:t>Before the numbers</w:t>
+      </w:r>
+    </w:p>
+    <w:p>
+      <w:r>
+        <w:t>Every assignment starts with an engagement letter. It states what we will measure, for whom, as of what date, and under which standards. We take care over that page. In our experience most disagreements about actuarial work turn out to be disagreements about scope, and a clear letter settles them before they start.</w:t>
+      </w:r>
+    </w:p>
+    <w:p>
+      <w:r>
+        <w:t>Data come next. We rely on information the client supplies: member census records, asset statements, plan documents, policy files. We do not audit those data. We do review them for reasonableness and consistency, against the prior year and against each other, in the manner ASOP No. 23 describes. Our reports say what we tested, what we found, and what we relied on without testing.</w:t>
+      </w:r>
+    </w:p>
+    <w:p>
+      <w:pPr>
+        <w:pStyle w:val="Heading2"/>
+      </w:pPr>
+      <w:r>
+        <w:t>How our reports read</w:t>
+      </w:r>
+    </w:p>
+    <w:p>
+      <w:r>
+        <w:t>A report from us keeps three things apart. The first is what the data show. The second is what we assumed. The third is what we conclude from both. A reader should be able to find each one without reading the other two. Where a conclusion depends on an assumption, it gets its own paragraph, and the assumption is named in it. We write plainly. A board member who is not an actuary has to be able to follow the reasoning, and the board's counsel will read the same pages closely.</w:t>
+      </w:r>
+    </w:p>
+    <w:p>
+      <w:pPr>
+        <w:pStyle w:val="Heading2"/>
+      </w:pPr>
+      <w:r>
+        <w:t>Who you will work with</w:t>
+      </w:r>
+    </w:p>
+    <w:p>
+      <w:r>
+        <w:t>Robert Lawrence, our Managing Actuary, signs the firm's actuarial opinions. He reviews each assignment when it is scoped and again before anything is released. He is the person to call about scope, about the standards a piece of work falls under, or about a result that needs explaining.</w:t>
+      </w:r>
+    </w:p>
+    <w:p>
+      <w:r>
+        <w:t>Carol Cooper, our Practice Manager, runs the practice day to day. She prepares engagement letters, keeps the schedule, sends and tracks data requests, and looks after invoicing and the retention of our files. If you are sending us a census file, or have a question about a bill, she is the right first call.</w:t>
+      </w:r>
+    </w:p>
+    <w:p>
+      <w:pPr>
+        <w:pStyle w:val="Heading2"/>
+      </w:pPr>
+      <w:r>
+        <w:t>What we intend</w:t>
+      </w:r>
+    </w:p>
+    <w:p>
+      <w:r>
+        <w:t>We are a young firm. We intend to grow as the work requires, and to add people on the consulting side first, so that the actuary who scopes an assignment can still be the one who reviews it. We also take on reviews of another actuary's work for a board or its counsel. We regard that as part of the same discipline, and we hold it to the same standards.</w:t>
+      </w:r>
+    </w:p>
+    <w:p>
+      <w:pPr>
+        <w:pStyle w:val="Heading2"/>
+      </w:pPr>
+      <w:r>
+        <w:t>Beginning an assignment</w:t>
+      </w:r>
+    </w:p>
+    <w:p>
+      <w:r>
+        <w:t>We suggest a short conversation before anything is put in writing, because it lets us understand the question before we propose a way to answer it. After that conversation we send a note that sets out:</w:t>
       </w:r>
     </w:p>
     <w:p>
@@ -62,51 +132,36 @@
         <w:pStyle w:val="ListBullet"/>
       </w:pPr>
       <w:r>
-        <w:t>The assumption studies and projections that sit underneath all of the above, because a valuation is only as sound as the experience it is built on.</w:t>
+        <w:t>1. what we understand the question to be;</w:t>
       </w:r>
     </w:p>
     <w:p>
       <w:pPr>
-        <w:pStyle w:val="Heading2"/>
+        <w:pStyle w:val="ListBullet"/>
       </w:pPr>
       <w:r>
-        <w:t>How we write a result</w:t>
+        <w:t>2. the data we would need, and why each item matters;</w:t>
+      </w:r>
+    </w:p>
+    <w:p>
+      <w:pPr>
+        <w:pStyle w:val="ListBullet"/>
+      </w:pPr>
+      <w:r>
+        <w:t>3. the standards the work would be performed under; and</w:t>
+      </w:r>
+    </w:p>
+    <w:p>
+      <w:pPr>
+        <w:pStyle w:val="ListBullet"/>
+      </w:pPr>
+      <w:r>
+        <w:t>4. the timetable and the basis of our fee.</w:t>
       </w:r>
     </w:p>
     <w:p>
       <w:r>
-        <w:t>There is a habit that runs through every document we produce, and it is worth stating outright. We keep three things apart. What the data show is one paragraph. What we assumed is a second. What we conclude from the two is a third. A reader should never have to guess which is which, and should never find a judgment dressed up as a measurement. A number presented without its assumptions is not a finished result. It is half of one. A qualified figure a board can rely on is worth more to us than a clean figure it cannot.</w:t>
-      </w:r>
-    </w:p>
-    <w:p>
-      <w:pPr>
-        <w:pStyle w:val="Heading2"/>
-      </w:pPr>
-      <w:r>
-        <w:t>An example of the work</w:t>
-      </w:r>
-    </w:p>
-    <w:p>
-      <w:r>
-        <w:t>It may help to name one engagement as an illustration of the kind of client we serve. This year we have been engaged by Howard and Sons, whose board we support with the annual valuation and the funding discussion that follows from it. We offer that as an example, not an inventory. We hold most of our client relationships in confidence, as those clients would expect, and we make no claim here about the book beyond it. What the example is meant to show is the shape of the work, not its extent.</w:t>
-      </w:r>
-    </w:p>
-    <w:p>
-      <w:pPr>
-        <w:pStyle w:val="Heading2"/>
-      </w:pPr>
-      <w:r>
-        <w:t>Who stands behind the opinion</w:t>
-      </w:r>
-    </w:p>
-    <w:p>
-      <w:r>
-        <w:t>The practice is led by Robert Lawrence, who signs most of the firm's opinions and carries the professional responsibility that comes with them. Every draft passes under the same review, and the review is consistent. The qualifiers go back in and the loose adjectives come out. That is not a matter of style. When a firm's name is on a statement of opinion, the words have to be exactly as strong as the work supports, and no stronger.</w:t>
-      </w:r>
-    </w:p>
-    <w:p>
-      <w:r>
-        <w:t>We are glad to talk before any of that. A first conversation costs nothing and usually saves time later, because it tells us whether the question you have is one we are the right firm to answer. If it is, we will say so plainly. If it is not, we will tell you that as well.</w:t>
+        <w:t>Nothing begins until the client has read that note and agreed with it. If our understanding is wrong, that is the place to find out.</w:t>
       </w:r>
     </w:p>
     <w:sectPr>
